--- a/eng/docx/38.content.docx
+++ b/eng/docx/38.content.docx
@@ -19,7 +19,7 @@
         <w:rPr>
           <w:lang w:val="en_US" w:bidi="en_US"/>
         </w:rPr>
-        <w:t>Resource: Study Notes - Book Intros (Tyndale)</w:t>
+        <w:t>Resource: Tyndale Open Study Notes</w:t>
       </w:r>
       <w:r>
         <w:rPr>
@@ -112,7 +112,7 @@
         <w:rPr>
           <w:lang w:val="en_US" w:bidi="en_US"/>
         </w:rPr>
-        <w:t>Study Notes - Book Intros (Tyndale)</w:t>
+        <w:t>Tyndale Open Study Notes</w:t>
       </w:r>
     </w:p>
     <w:p>

--- a/eng/docx/38.content.docx
+++ b/eng/docx/38.content.docx
@@ -231,18 +231,7 @@
         <w:rPr>
           <w:lang w:val="en_US" w:bidi="en_US"/>
         </w:rPr>
-        <w:t>The people of God who had returned to Judea from exile were being oppressed by neighboring nations. As a result, they were discouraged, and they let their Temple lie in ruins. Zechariah encouraged them with a vision of things to come. God continued to love Jerusalem and the land of Judah, and his unwavering plan was to live there again with his people and establish his rule over all the earth. Zechariah warned Israel not to repeat the sins that had led to exile, and he called those who wavered between God’s truth and human wisdom to return to God, obey the commands of God’s covenant, and practice justice in the land.</w:t>
-      </w:r>
-    </w:p>
-    <w:p>
-      <w:pPr>
-        <w:pStyle w:val="Heading2"/>
-      </w:pPr>
-      <w:r>
-        <w:rPr>
-          <w:lang w:val="en_US" w:bidi="en_US"/>
-        </w:rPr>
-        <w:t>Setting</w:t>
+        <w:t xml:space="preserve">The people of God who had returned to Judea from exile were being oppressed by neighboring nations. As a result, they were discouraged, and they left their temple in ruins. The prophet Zechariah gave them hope with a vision of the future. God continued to love Jerusalem and the land of Judah. God's plan had not changed. God was going to live there again with his people and rule over all the earth. </w:t>
       </w:r>
     </w:p>
     <w:p>
@@ -256,7 +245,32 @@
         <w:rPr>
           <w:lang w:val="en_US" w:bidi="en_US"/>
         </w:rPr>
-        <w:t xml:space="preserve">Cyrus, king of Persia, issued a decree in 538 BC permitting conquered peoples who had been deported by the Babylonians to return to their homelands (see </w:t>
+        <w:t>Zechariah warned Israel not to repeat the sins that had led to their exile. He urged those who were unsure whether to follow God's truth or human wisdom to return to God. Zechariah told them to obey the commands of God's covenant (binding agreement), and practice justice throughout the land.</w:t>
+      </w:r>
+    </w:p>
+    <w:p>
+      <w:pPr>
+        <w:pStyle w:val="Heading2"/>
+      </w:pPr>
+      <w:r>
+        <w:rPr>
+          <w:lang w:val="en_US" w:bidi="en_US"/>
+        </w:rPr>
+        <w:t>Setting</w:t>
+      </w:r>
+    </w:p>
+    <w:p>
+      <w:pPr/>
+      <w:r>
+        <w:rPr>
+          <w:lang w:val="en_US" w:bidi="en_US"/>
+        </w:rPr>
+      </w:r>
+      <w:r>
+        <w:rPr>
+          <w:lang w:val="en_US" w:bidi="en_US"/>
+        </w:rPr>
+        <w:t xml:space="preserve">Cyrus, king of Persia, issued a decree in 538 BC that allowed people who had been taken from their lands by the Babylonians to return home (see </w:t>
       </w:r>
       <w:hyperlink r:id="rId13">
         <w:r>
@@ -274,7 +288,7 @@
         <w:rPr>
           <w:lang w:val="en_US" w:bidi="en_US"/>
         </w:rPr>
-        <w:t>). The first Jewish emigrants to return to Jerusalem were led by Sheshbazzar, the first governor of the restored community (</w:t>
+        <w:t>). Sheshbazzar became the first governor of the restored community. He led the first Jewish group back to Jerusalem (</w:t>
       </w:r>
       <w:hyperlink r:id="rId14">
         <w:r>
@@ -292,7 +306,21 @@
         <w:rPr>
           <w:lang w:val="en_US" w:bidi="en_US"/>
         </w:rPr>
-        <w:t xml:space="preserve">). During his administration, the returning Jews laid the foundation for a new Temple (538–536 BC; see </w:t>
+        <w:t xml:space="preserve">). </w:t>
+      </w:r>
+    </w:p>
+    <w:p>
+      <w:pPr/>
+      <w:r>
+        <w:rPr>
+          <w:lang w:val="en_US" w:bidi="en_US"/>
+        </w:rPr>
+      </w:r>
+      <w:r>
+        <w:rPr>
+          <w:lang w:val="en_US" w:bidi="en_US"/>
+        </w:rPr>
+        <w:t xml:space="preserve">During his time as governor, the returning Jews laid the foundation of a new temple (538–536 BC; see </w:t>
       </w:r>
       <w:hyperlink r:id="rId15">
         <w:r>
@@ -310,7 +338,7 @@
         <w:rPr>
           <w:lang w:val="en_US" w:bidi="en_US"/>
         </w:rPr>
-        <w:t xml:space="preserve">), but soon abandoned the project. The construction site lay neglected for nearly two decades as the people experienced economic hardship, political oppression and harassment, and spiritual barrenness (see </w:t>
+        <w:t xml:space="preserve">). However, they soon stopped the work. The temple site remained unfinished for almost 20 years while the people faced economic difficulties, political pressure and opposition, and spiritual decline (see </w:t>
       </w:r>
       <w:hyperlink r:id="rId16">
         <w:r>
@@ -321,7 +349,7 @@
             <w:color w:val="0000EE"/>
             <w:u w:val="single"/>
           </w:rPr>
-          <w:t>Hag 1–2</w:t>
+          <w:t>Haggai 1–2</w:t>
         </w:r>
       </w:hyperlink>
       <w:r>
@@ -342,7 +370,7 @@
         <w:rPr>
           <w:lang w:val="en_US" w:bidi="en_US"/>
         </w:rPr>
-        <w:t>In response to their distress, God raised up two prophets to initiate the physical rebuilding and spiritual renewal of Jerusalem. The prophet Haggai, who preached for only four months in late 520 BC, challenged the Hebrew community to rebuild the Jerusalem Temple. The people responded favorably to Haggai’s message and began to reconstruct the Lord’s Temple that year (</w:t>
+        <w:t>In response to their troubles, God sent two prophets to lead the rebuilding of Jerusalem and to help his people return to him. The prophet Haggai preached for only four months in late 520 BC. He challenged the Jewish community to rebuild the temple in Jerusalem. The people responded positively to Haggai's message and began rebuilding the temple of the Lord that same year (</w:t>
       </w:r>
       <w:hyperlink r:id="rId17">
         <w:r>
@@ -353,14 +381,28 @@
             <w:color w:val="0000EE"/>
             <w:u w:val="single"/>
           </w:rPr>
-          <w:t>Hag 1:12–15</w:t>
+          <w:t>Haggai 1:12–15</w:t>
         </w:r>
       </w:hyperlink>
       <w:r>
         <w:rPr>
           <w:lang w:val="en_US" w:bidi="en_US"/>
         </w:rPr>
-        <w:t>). The prophet Zechariah complemented Haggai’s message by calling for the spiritual renewal of God’s people (</w:t>
+        <w:t xml:space="preserve">). </w:t>
+      </w:r>
+    </w:p>
+    <w:p>
+      <w:pPr/>
+      <w:r>
+        <w:rPr>
+          <w:lang w:val="en_US" w:bidi="en_US"/>
+        </w:rPr>
+      </w:r>
+      <w:r>
+        <w:rPr>
+          <w:lang w:val="en_US" w:bidi="en_US"/>
+        </w:rPr>
+        <w:t>The prophet Zechariah supported Haggai's message by calling for God's people to return to God and renew their commitment to him (</w:t>
       </w:r>
       <w:hyperlink r:id="rId18">
         <w:r>
@@ -371,7 +413,7 @@
             <w:color w:val="0000EE"/>
             <w:u w:val="single"/>
           </w:rPr>
-          <w:t>1:3–6</w:t>
+          <w:t>Zechariah 1:3–6</w:t>
         </w:r>
       </w:hyperlink>
       <w:r>
@@ -396,7 +438,7 @@
         <w:rPr>
           <w:lang w:val="en_US" w:bidi="en_US"/>
         </w:rPr>
-        <w:t>). Zechariah’s ministry in Jerusalem lasted for at least two years. The rebuilding of the Temple was completed in March 515 BC during the reign of Persian king Darius I (</w:t>
+        <w:t>). Zechariah's ministry in Jerusalem lasted for at least two years. The temple building project was completed in March 515 BC during the reign of Darius I, king of Persia (</w:t>
       </w:r>
       <w:hyperlink r:id="rId20">
         <w:r>
@@ -457,7 +499,7 @@
         <w:rPr>
           <w:lang w:val="en_US" w:bidi="en_US"/>
         </w:rPr>
-        <w:t>Zechariah’s task was to prepare the people for proper worship in the Temple once the building project was completed. He did so by rebuking, exhorting, and encouraging them.</w:t>
+        <w:t>Zechariah's task was to prepare the people to worship God properly in the temple after it was completed. He did this by correcting them, urging them to obey God, and encouraging them.</w:t>
       </w:r>
     </w:p>
     <w:p>
@@ -471,7 +513,7 @@
         <w:rPr>
           <w:lang w:val="en_US" w:bidi="en_US"/>
         </w:rPr>
-        <w:t>The people of Judah were committing blatant social and moral sins; they were passively rebellious and spiritually apathetic. Zechariah called the people to return to God through genuine repentance (</w:t>
+        <w:t xml:space="preserve">The people of Judah were committing obvious social and moral sins. They were resisting God and had become spiritually indifferent. Zechariah called them to return to God through true repentance (turning away from sin and back to God; </w:t>
       </w:r>
       <w:hyperlink r:id="rId22">
         <w:r>
@@ -482,14 +524,28 @@
             <w:color w:val="0000EE"/>
             <w:u w:val="single"/>
           </w:rPr>
-          <w:t>Zech 1:3–5</w:t>
+          <w:t>Zechariah 1:3–5</w:t>
         </w:r>
       </w:hyperlink>
       <w:r>
         <w:rPr>
           <w:lang w:val="en_US" w:bidi="en_US"/>
         </w:rPr>
-        <w:t>). Only spiritual renewal could foster true worship and meaningful service in the Temple, which was under construction. Only obedience to the Lord would usher in the long-awaited blessing, prosperity, and righteousness of the messianic age (</w:t>
+        <w:t xml:space="preserve">). </w:t>
+      </w:r>
+    </w:p>
+    <w:p>
+      <w:pPr/>
+      <w:r>
+        <w:rPr>
+          <w:lang w:val="en_US" w:bidi="en_US"/>
+        </w:rPr>
+      </w:r>
+      <w:r>
+        <w:rPr>
+          <w:lang w:val="en_US" w:bidi="en_US"/>
+        </w:rPr>
+        <w:t xml:space="preserve">Only a renewed relationship with God could lead to true worship and faithful service in the temple that was being built. Only obedience to the Lord would bring the long-awaited blessings, prosperity, and righteousness of the messianic age (the time when God's anointed king would rule; </w:t>
       </w:r>
       <w:hyperlink r:id="rId23">
         <w:r>
@@ -539,7 +595,7 @@
         <w:rPr>
           <w:lang w:val="en_US" w:bidi="en_US"/>
         </w:rPr>
-        <w:t>God’s plan to do good to Jerusalem was contingent upon the community’s adherence to God’s laws, especially those governing their treatment of one another (</w:t>
+        <w:t>God's plan to bless Jerusalem depended on whether the people obeyed his laws, especially the laws about how they treated one another (</w:t>
       </w:r>
       <w:hyperlink r:id="rId25">
         <w:r>
@@ -575,7 +631,7 @@
         <w:rPr>
           <w:lang w:val="en_US" w:bidi="en_US"/>
         </w:rPr>
-        <w:t>). Before the other nations would seek the Lord in Jerusalem, Israel had to seek God’s favor, act justly, and show kindness and mercy to widows, orphans, and foreigners (</w:t>
+        <w:t>). Before people from other nations would come to Jerusalem to seek the Lord, the people of Israel had to seek God, act justly, and show kindness and mercy to widows, orphans, and foreigners (</w:t>
       </w:r>
       <w:hyperlink r:id="rId27">
         <w:r>
@@ -622,7 +678,7 @@
         <w:rPr>
           <w:lang w:val="en_US" w:bidi="en_US"/>
         </w:rPr>
-        <w:t>Authorship</w:t>
+        <w:t>Author</w:t>
       </w:r>
     </w:p>
     <w:p>
@@ -636,7 +692,7 @@
         <w:rPr>
           <w:lang w:val="en_US" w:bidi="en_US"/>
         </w:rPr>
-        <w:t>The book of Zechariah is silent about its authorship, but Zechariah probably wrote down his own sermons. The superscription (</w:t>
+        <w:t>The book of Zechariah does not say who wrote it, but Zechariah likely wrote down his own messages. The opening verse (</w:t>
       </w:r>
       <w:hyperlink r:id="rId29">
         <w:r>
@@ -654,7 +710,7 @@
         <w:rPr>
           <w:lang w:val="en_US" w:bidi="en_US"/>
         </w:rPr>
-        <w:t>) identifies Zechariah as the son of Berekiah and the grandson of Iddo, as Ezra confirms (</w:t>
+        <w:t>) identifies him as the son of Berekiah and the grandson of Iddo. The book of Ezra confirms this (</w:t>
       </w:r>
       <w:hyperlink r:id="rId30">
         <w:r>
@@ -690,7 +746,21 @@
         <w:rPr>
           <w:lang w:val="en_US" w:bidi="en_US"/>
         </w:rPr>
-        <w:t>). Nehemiah informs us that Iddo returned to Jerusalem from exile in Babylon with Zerubbabel and Jeshua (</w:t>
+        <w:t xml:space="preserve">). </w:t>
+      </w:r>
+    </w:p>
+    <w:p>
+      <w:pPr/>
+      <w:r>
+        <w:rPr>
+          <w:lang w:val="en_US" w:bidi="en_US"/>
+        </w:rPr>
+      </w:r>
+      <w:r>
+        <w:rPr>
+          <w:lang w:val="en_US" w:bidi="en_US"/>
+        </w:rPr>
+        <w:t>Nehemiah tells us that Iddo returned to Jerusalem from exile in Babylon with Zerubbabel and Jeshua (</w:t>
       </w:r>
       <w:hyperlink r:id="rId32">
         <w:r>
@@ -701,14 +771,14 @@
             <w:color w:val="0000EE"/>
             <w:u w:val="single"/>
           </w:rPr>
-          <w:t>Neh 12:4</w:t>
+          <w:t>Nehemiah 12:4</w:t>
         </w:r>
       </w:hyperlink>
       <w:r>
         <w:rPr>
           <w:lang w:val="en_US" w:bidi="en_US"/>
         </w:rPr>
-        <w:t>). Nehemiah also lists Zechariah as the head of the family of priests descended from Iddo (</w:t>
+        <w:t>). Nehemiah also lists Zechariah as the leader of the priestly family descended from Iddo (</w:t>
       </w:r>
       <w:hyperlink r:id="rId33">
         <w:r>
@@ -744,7 +814,7 @@
         <w:rPr>
           <w:lang w:val="en_US" w:bidi="en_US"/>
         </w:rPr>
-        <w:t>). This suggests that Zechariah was both a priest and prophet in Jerusalem.</w:t>
+        <w:t>). This suggests that Zechariah was both a priest and a prophet in Jerusalem.</w:t>
       </w:r>
     </w:p>
     <w:p>
@@ -769,7 +839,7 @@
         <w:rPr>
           <w:lang w:val="en_US" w:bidi="en_US"/>
         </w:rPr>
-        <w:t>Zechariah’s ministry began just two months after Haggai’s, in 520 BC. Zechariah’s last dated message was delivered in 518 BC. The first portion of the book (</w:t>
+        <w:t>Zechariah began his ministry just two months after Haggai's, in 520 BC. Zechariah delivered his last dated message in 518 BC. The first part of the book was probably written between 520 and 515 BC (</w:t>
       </w:r>
       <w:hyperlink r:id="rId35">
         <w:r>
@@ -780,14 +850,14 @@
             <w:color w:val="0000EE"/>
             <w:u w:val="single"/>
           </w:rPr>
-          <w:t>chs 1–8</w:t>
+          <w:t>chapters 1–8</w:t>
         </w:r>
       </w:hyperlink>
       <w:r>
         <w:rPr>
           <w:lang w:val="en_US" w:bidi="en_US"/>
         </w:rPr>
-        <w:t xml:space="preserve">) was probably written down between 520 and 515 BC, since Zechariah makes no reference to the completion and dedication of the Jerusalem Temple in 515 BC (see </w:t>
+        <w:t xml:space="preserve">). Zechariah does not mention the completion and dedication of the temple in 515 BC (see </w:t>
       </w:r>
       <w:hyperlink r:id="rId36">
         <w:r>
@@ -805,25 +875,7 @@
         <w:rPr>
           <w:lang w:val="en_US" w:bidi="en_US"/>
         </w:rPr>
-        <w:t>). Zechariah’s undated messages (</w:t>
-      </w:r>
-      <w:hyperlink r:id="rId37">
-        <w:r>
-          <w:rPr>
-            <w:lang w:val="en_US" w:bidi="en_US"/>
-          </w:rPr>
-          <w:rPr>
-            <w:color w:val="0000EE"/>
-            <w:u w:val="single"/>
-          </w:rPr>
-          <w:t>chs 9–14</w:t>
-        </w:r>
-      </w:hyperlink>
-      <w:r>
-        <w:rPr>
-          <w:lang w:val="en_US" w:bidi="en_US"/>
-        </w:rPr>
-        <w:t>) might indicate that his ministry continued well beyond the completion of the Temple and that he composed these chapters later in his life, perhaps as late as 500–470 BC.</w:t>
+        <w:t xml:space="preserve">). </w:t>
       </w:r>
     </w:p>
     <w:p>
@@ -837,6 +889,38 @@
         <w:rPr>
           <w:lang w:val="en_US" w:bidi="en_US"/>
         </w:rPr>
+        <w:t>Zechariah’s undated messages (</w:t>
+      </w:r>
+      <w:hyperlink r:id="rId37">
+        <w:r>
+          <w:rPr>
+            <w:lang w:val="en_US" w:bidi="en_US"/>
+          </w:rPr>
+          <w:rPr>
+            <w:color w:val="0000EE"/>
+            <w:u w:val="single"/>
+          </w:rPr>
+          <w:t>chapters 9–14</w:t>
+        </w:r>
+      </w:hyperlink>
+      <w:r>
+        <w:rPr>
+          <w:lang w:val="en_US" w:bidi="en_US"/>
+        </w:rPr>
+        <w:t>) might indicate that his ministry continued well beyond the completion of the temple. He might have written these chapters later in life, possibly between 500 and 470 BC.</w:t>
+      </w:r>
+    </w:p>
+    <w:p>
+      <w:pPr/>
+      <w:r>
+        <w:rPr>
+          <w:lang w:val="en_US" w:bidi="en_US"/>
+        </w:rPr>
+      </w:r>
+      <w:r>
+        <w:rPr>
+          <w:lang w:val="en_US" w:bidi="en_US"/>
+        </w:rPr>
         <w:t xml:space="preserve">Some biblical scholars assign </w:t>
       </w:r>
       <w:hyperlink r:id="rId38">
@@ -873,7 +957,7 @@
         <w:rPr>
           <w:lang w:val="en_US" w:bidi="en_US"/>
         </w:rPr>
-        <w:t xml:space="preserve"> to a “Third Zechariah.” However, the vocabulary and grammar show remarkable literary continuity throughout the entire book, and archaeological discoveries and socio-political considerations support a unified composition.</w:t>
+        <w:t xml:space="preserve"> to a “Third Zechariah.” However, the language and writing style are very consistent throughout the book. In addition, archaeological evidence (information discovered from ancient sites and objects) and evidence from the historical and social setting support the view that the entire book was written as one work.</w:t>
       </w:r>
     </w:p>
     <w:p>
@@ -898,7 +982,7 @@
         <w:rPr>
           <w:lang w:val="en_US" w:bidi="en_US"/>
         </w:rPr>
-        <w:t>Zechariah’s messages were intended for the people living in and around Jerusalem after their return from exile (</w:t>
+        <w:t>Zechariah’s messages were for the people living in and around Jerusalem after their return from exile (</w:t>
       </w:r>
       <w:hyperlink r:id="rId40">
         <w:r>
@@ -1009,7 +1093,7 @@
         <w:rPr>
           <w:lang w:val="en_US" w:bidi="en_US"/>
         </w:rPr>
-        <w:t xml:space="preserve">In addition, Zechariah contains elements of apocalyptic literature. This genre of writing interprets current events and predicts future events by means of symbolic language, ciphers, and codes. Such writing is often cast in the form of visions that are explained by an angelic mediator (see </w:t>
+        <w:t xml:space="preserve">In addition, Zechariah contains elements of apocalyptic literature (a type of writing that uses visions and symbols to reveal God's plans). This kind of writing explains present events and speaks about future events through symbols and hidden meanings. It often presents visions that are explained by an angel (see </w:t>
       </w:r>
       <w:hyperlink r:id="rId44">
         <w:r>
@@ -1027,7 +1111,7 @@
         <w:rPr>
           <w:lang w:val="en_US" w:bidi="en_US"/>
         </w:rPr>
-        <w:t>). The settings, characters, and events of apocalyptic literature tend to go beyond ordinary reality. Apocalyptic literature announces an end to the status quo and opens up alternative possibilities as a result of God’s impending intervention in human affairs.</w:t>
+        <w:t xml:space="preserve">). </w:t>
       </w:r>
     </w:p>
     <w:p>
@@ -1041,18 +1125,7 @@
         <w:rPr>
           <w:lang w:val="en_US" w:bidi="en_US"/>
         </w:rPr>
-        <w:t>Later Jewish apocalyptic literature placed heavy emphasis on the future restoration of Israel in the day of the Lord. Zechariah’s prophecy was more concerned with social justice in the present. Three types of messages are usually associated with apocalyptic literature in the Bible: (1) encouragement for the oppressed, (2) warnings to the oppressor, and (3) calls to faith for those wavering between God’s truth and human wisdom.</w:t>
-      </w:r>
-    </w:p>
-    <w:p>
-      <w:pPr>
-        <w:pStyle w:val="Heading2"/>
-      </w:pPr>
-      <w:r>
-        <w:rPr>
-          <w:lang w:val="en_US" w:bidi="en_US"/>
-        </w:rPr>
-        <w:t>Meaning and Message</w:t>
+        <w:t>The settings, characters, and events in apocalyptic literature often go beyond ordinary human experience. This type of writing announces that the present order will come to an end and points to a different future that God will bring about through his action in human history.</w:t>
       </w:r>
     </w:p>
     <w:p>
@@ -1066,6 +1139,103 @@
         <w:rPr>
           <w:lang w:val="en_US" w:bidi="en_US"/>
         </w:rPr>
+        <w:t>Later Jewish apocalyptic writings often focused on Israel's future restoration in the day of the Lord (the time when God acts in a special way to judge evil and save his people). Zechariah's prophecy focused more on justice in the people's daily lives.</w:t>
+      </w:r>
+    </w:p>
+    <w:p>
+      <w:pPr/>
+      <w:r>
+        <w:rPr>
+          <w:lang w:val="en_US" w:bidi="en_US"/>
+        </w:rPr>
+      </w:r>
+      <w:r>
+        <w:rPr>
+          <w:lang w:val="en_US" w:bidi="en_US"/>
+        </w:rPr>
+        <w:t>Three types of messages are often found in apocalyptic literature in the Bible:</w:t>
+      </w:r>
+    </w:p>
+    <w:p>
+      <w:pPr>
+        <w:pStyle w:val="ListNumber"/>
+        <w:numPr>
+          <w:ilvl w:val="0"/>
+          <w:numId w:val="14"/>
+        </w:numPr>
+        <w:spacing w:line="240" w:lineRule="auto"/>
+        <w:ind w:left="720"/>
+      </w:pPr>
+      <w:r>
+        <w:rPr>
+          <w:lang w:val="en_US" w:bidi="en_US"/>
+        </w:rPr>
+      </w:r>
+      <w:r>
+        <w:rPr>
+          <w:lang w:val="en_US" w:bidi="en_US"/>
+        </w:rPr>
+        <w:t>encouragement for people who are suffering,</w:t>
+      </w:r>
+    </w:p>
+    <w:p>
+      <w:pPr>
+        <w:pStyle w:val="ListNumber"/>
+        <w:spacing w:line="240" w:lineRule="auto"/>
+        <w:ind w:left="720"/>
+      </w:pPr>
+      <w:r>
+        <w:rPr>
+          <w:lang w:val="en_US" w:bidi="en_US"/>
+        </w:rPr>
+      </w:r>
+      <w:r>
+        <w:rPr>
+          <w:lang w:val="en_US" w:bidi="en_US"/>
+        </w:rPr>
+        <w:t>warnings to those who oppress others, and</w:t>
+      </w:r>
+    </w:p>
+    <w:p>
+      <w:pPr>
+        <w:pStyle w:val="ListNumber"/>
+        <w:spacing w:line="240" w:lineRule="auto"/>
+        <w:ind w:left="720"/>
+      </w:pPr>
+      <w:r>
+        <w:rPr>
+          <w:lang w:val="en_US" w:bidi="en_US"/>
+        </w:rPr>
+      </w:r>
+      <w:r>
+        <w:rPr>
+          <w:lang w:val="en_US" w:bidi="en_US"/>
+        </w:rPr>
+        <w:t>calls to trust God for those who are unsure whether to follow God's truth or human wisdom.</w:t>
+      </w:r>
+    </w:p>
+    <w:p>
+      <w:pPr>
+        <w:pStyle w:val="Heading2"/>
+      </w:pPr>
+      <w:r>
+        <w:rPr>
+          <w:lang w:val="en_US" w:bidi="en_US"/>
+        </w:rPr>
+        <w:t>Meaning and Message</w:t>
+      </w:r>
+    </w:p>
+    <w:p>
+      <w:pPr/>
+      <w:r>
+        <w:rPr>
+          <w:lang w:val="en_US" w:bidi="en_US"/>
+        </w:rPr>
+      </w:r>
+      <w:r>
+        <w:rPr>
+          <w:lang w:val="en_US" w:bidi="en_US"/>
+        </w:rPr>
         <w:t>The book of Zechariah calls for repentance, spiritual renewal, and a return to right relationship with God (</w:t>
       </w:r>
       <w:hyperlink r:id="rId45">
@@ -1084,7 +1254,7 @@
         <w:rPr>
           <w:lang w:val="en_US" w:bidi="en_US"/>
         </w:rPr>
-        <w:t>). Zechariah’s duty was to comfort and strengthen a small, discouraged remnant of God’s people (</w:t>
+        <w:t>). Zechariah's role was to comfort and strengthen a small group (remnant) of God's people who were discouraged (</w:t>
       </w:r>
       <w:hyperlink r:id="rId46">
         <w:r>
@@ -1120,7 +1290,7 @@
         <w:rPr>
           <w:lang w:val="en_US" w:bidi="en_US"/>
         </w:rPr>
-        <w:t>). Zechariah also reinforced Haggai’s summons to rebuild the Jerusalem Temple (</w:t>
+        <w:t>). Zechariah also supported Haggai's call to rebuild the temple in Jerusalem (</w:t>
       </w:r>
       <w:hyperlink r:id="rId48">
         <w:r>
@@ -1170,7 +1340,97 @@
         <w:rPr>
           <w:lang w:val="en_US" w:bidi="en_US"/>
         </w:rPr>
-        <w:t>Zechariah’s messages came to him as visions of the future that promised peace to Israel, judgment of the nations, restoration of Jerusalem, responsible government by God’s appointed leadership, and righteousness among God’s people (</w:t>
+        <w:t>Zechariah received messages as visions of the future. These visions promised:</w:t>
+      </w:r>
+    </w:p>
+    <w:p>
+      <w:pPr>
+        <w:pStyle w:val="ListBullet"/>
+        <w:spacing w:line="240" w:lineRule="auto"/>
+        <w:ind w:left="720"/>
+      </w:pPr>
+      <w:r>
+        <w:rPr>
+          <w:lang w:val="en_US" w:bidi="en_US"/>
+        </w:rPr>
+      </w:r>
+      <w:r>
+        <w:rPr>
+          <w:lang w:val="en_US" w:bidi="en_US"/>
+        </w:rPr>
+        <w:t>peace for Israel,</w:t>
+      </w:r>
+    </w:p>
+    <w:p>
+      <w:pPr>
+        <w:pStyle w:val="ListBullet"/>
+        <w:spacing w:line="240" w:lineRule="auto"/>
+        <w:ind w:left="720"/>
+      </w:pPr>
+      <w:r>
+        <w:rPr>
+          <w:lang w:val="en_US" w:bidi="en_US"/>
+        </w:rPr>
+      </w:r>
+      <w:r>
+        <w:rPr>
+          <w:lang w:val="en_US" w:bidi="en_US"/>
+        </w:rPr>
+        <w:t>judgment of the nations,</w:t>
+      </w:r>
+    </w:p>
+    <w:p>
+      <w:pPr>
+        <w:pStyle w:val="ListBullet"/>
+        <w:spacing w:line="240" w:lineRule="auto"/>
+        <w:ind w:left="720"/>
+      </w:pPr>
+      <w:r>
+        <w:rPr>
+          <w:lang w:val="en_US" w:bidi="en_US"/>
+        </w:rPr>
+      </w:r>
+      <w:r>
+        <w:rPr>
+          <w:lang w:val="en_US" w:bidi="en_US"/>
+        </w:rPr>
+        <w:t>the restoration of Jerusalem,</w:t>
+      </w:r>
+    </w:p>
+    <w:p>
+      <w:pPr>
+        <w:pStyle w:val="ListBullet"/>
+        <w:spacing w:line="240" w:lineRule="auto"/>
+        <w:ind w:left="720"/>
+      </w:pPr>
+      <w:r>
+        <w:rPr>
+          <w:lang w:val="en_US" w:bidi="en_US"/>
+        </w:rPr>
+      </w:r>
+      <w:r>
+        <w:rPr>
+          <w:lang w:val="en_US" w:bidi="en_US"/>
+        </w:rPr>
+        <w:t>responsible government by God’s appointed leadership, and</w:t>
+      </w:r>
+    </w:p>
+    <w:p>
+      <w:pPr>
+        <w:pStyle w:val="ListBullet"/>
+        <w:spacing w:line="240" w:lineRule="auto"/>
+        <w:ind w:left="720"/>
+      </w:pPr>
+      <w:r>
+        <w:rPr>
+          <w:lang w:val="en_US" w:bidi="en_US"/>
+        </w:rPr>
+      </w:r>
+      <w:r>
+        <w:rPr>
+          <w:lang w:val="en_US" w:bidi="en_US"/>
+        </w:rPr>
+        <w:t xml:space="preserve"> right living among God's people (</w:t>
       </w:r>
       <w:hyperlink r:id="rId49">
         <w:r>
@@ -1188,7 +1448,21 @@
         <w:rPr>
           <w:lang w:val="en_US" w:bidi="en_US"/>
         </w:rPr>
-        <w:t>). Zechariah emphasized that social justice was Israel’s right response to God (</w:t>
+        <w:t>).</w:t>
+      </w:r>
+    </w:p>
+    <w:p>
+      <w:pPr/>
+      <w:r>
+        <w:rPr>
+          <w:lang w:val="en_US" w:bidi="en_US"/>
+        </w:rPr>
+      </w:r>
+      <w:r>
+        <w:rPr>
+          <w:lang w:val="en_US" w:bidi="en_US"/>
+        </w:rPr>
+        <w:t>Zechariah stressed that social justice was the right way for Israel to respond to God (</w:t>
       </w:r>
       <w:hyperlink r:id="rId25">
         <w:r>
@@ -1224,7 +1498,7 @@
         <w:rPr>
           <w:lang w:val="en_US" w:bidi="en_US"/>
         </w:rPr>
-        <w:t>).</w:t>
+        <w:t xml:space="preserve">). </w:t>
       </w:r>
     </w:p>
     <w:p>
@@ -1238,7 +1512,7 @@
         <w:rPr>
           <w:lang w:val="en_US" w:bidi="en_US"/>
         </w:rPr>
-        <w:t>Zechariah’s last two messages instill hope in God by focusing on the future restoration of Israel (</w:t>
+        <w:t>Zechariah's last two messages provide hope by focusing on Israel's future restoration (</w:t>
       </w:r>
       <w:hyperlink r:id="rId37">
         <w:r>
@@ -1249,14 +1523,32 @@
             <w:color w:val="0000EE"/>
             <w:u w:val="single"/>
           </w:rPr>
-          <w:t>chs 9–14</w:t>
+          <w:t>chapters 9–14</w:t>
         </w:r>
       </w:hyperlink>
       <w:r>
         <w:rPr>
           <w:lang w:val="en_US" w:bidi="en_US"/>
         </w:rPr>
-        <w:t>). The prophet forecasts the Lord’s return to his Temple (</w:t>
+        <w:t>). The prophet predicts:</w:t>
+      </w:r>
+    </w:p>
+    <w:p>
+      <w:pPr>
+        <w:pStyle w:val="ListBullet"/>
+        <w:spacing w:line="240" w:lineRule="auto"/>
+        <w:ind w:left="720"/>
+      </w:pPr>
+      <w:r>
+        <w:rPr>
+          <w:lang w:val="en_US" w:bidi="en_US"/>
+        </w:rPr>
+      </w:r>
+      <w:r>
+        <w:rPr>
+          <w:lang w:val="en_US" w:bidi="en_US"/>
+        </w:rPr>
+        <w:t>the Lord's return to the temple (</w:t>
       </w:r>
       <w:hyperlink r:id="rId50">
         <w:r>
@@ -1274,7 +1566,25 @@
         <w:rPr>
           <w:lang w:val="en_US" w:bidi="en_US"/>
         </w:rPr>
-        <w:t>), Israel’s rescue from her enemies (</w:t>
+        <w:t xml:space="preserve">), </w:t>
+      </w:r>
+    </w:p>
+    <w:p>
+      <w:pPr>
+        <w:pStyle w:val="ListBullet"/>
+        <w:spacing w:line="240" w:lineRule="auto"/>
+        <w:ind w:left="720"/>
+      </w:pPr>
+      <w:r>
+        <w:rPr>
+          <w:lang w:val="en_US" w:bidi="en_US"/>
+        </w:rPr>
+      </w:r>
+      <w:r>
+        <w:rPr>
+          <w:lang w:val="en_US" w:bidi="en_US"/>
+        </w:rPr>
+        <w:t>Israel's rescue from enemies (</w:t>
       </w:r>
       <w:hyperlink r:id="rId51">
         <w:r>
@@ -1292,7 +1602,25 @@
         <w:rPr>
           <w:lang w:val="en_US" w:bidi="en_US"/>
         </w:rPr>
-        <w:t>), and the establishment of God’s Kingdom in Jerusalem (</w:t>
+        <w:t>), and</w:t>
+      </w:r>
+    </w:p>
+    <w:p>
+      <w:pPr>
+        <w:pStyle w:val="ListBullet"/>
+        <w:spacing w:line="240" w:lineRule="auto"/>
+        <w:ind w:left="720"/>
+      </w:pPr>
+      <w:r>
+        <w:rPr>
+          <w:lang w:val="en_US" w:bidi="en_US"/>
+        </w:rPr>
+      </w:r>
+      <w:r>
+        <w:rPr>
+          <w:lang w:val="en_US" w:bidi="en_US"/>
+        </w:rPr>
+        <w:t>the establishment of God's kingdom in Jerusalem (</w:t>
       </w:r>
       <w:hyperlink r:id="rId52">
         <w:r>
@@ -1310,7 +1638,21 @@
         <w:rPr>
           <w:lang w:val="en_US" w:bidi="en_US"/>
         </w:rPr>
-        <w:t>). Zechariah also points to the Messiah, who would be a suffering shepherd (</w:t>
+        <w:t xml:space="preserve">). </w:t>
+      </w:r>
+    </w:p>
+    <w:p>
+      <w:pPr/>
+      <w:r>
+        <w:rPr>
+          <w:lang w:val="en_US" w:bidi="en_US"/>
+        </w:rPr>
+      </w:r>
+      <w:r>
+        <w:rPr>
+          <w:lang w:val="en_US" w:bidi="en_US"/>
+        </w:rPr>
+        <w:t>Zechariah also speaks about the coming Messiah, who would be a suffering shepherd (</w:t>
       </w:r>
       <w:hyperlink r:id="rId53">
         <w:r>
@@ -1346,7 +1688,7 @@
         <w:rPr>
           <w:lang w:val="en_US" w:bidi="en_US"/>
         </w:rPr>
-        <w:t>), bringing salvation to Israel and peace to the nations (</w:t>
+        <w:t>). He would bring salvation to Israel and peace to the nations (</w:t>
       </w:r>
       <w:hyperlink r:id="rId55">
         <w:r>
@@ -3284,6 +3626,12 @@
   </w:num>
   <w:num w:numId="13" w16cid:durableId="592781308">
     <w:abstractNumId w:val="11"/>
+  </w:num>
+  <w:num w:numId="14">
+    <w:abstractNumId w:val="3"/>
+    <w:lvlOverride w:ilvl="0">
+      <w:startOverride w:val="1"/>
+    </w:lvlOverride>
   </w:num>
   <w:numIdMacAtCleanup w:val="10"/>
 </w:numbering>

--- a/eng/docx/38.content.docx
+++ b/eng/docx/38.content.docx
@@ -19,7 +19,7 @@
         <w:rPr>
           <w:lang w:val="en_US" w:bidi="en_US"/>
         </w:rPr>
-        <w:t>Resource: Tyndale Open Study Notes</w:t>
+        <w:t>Resource: Aquifer Open Study Notes (Book Intros)</w:t>
       </w:r>
       <w:r>
         <w:rPr>
@@ -112,7 +112,7 @@
         <w:rPr>
           <w:lang w:val="en_US" w:bidi="en_US"/>
         </w:rPr>
-        <w:t>Tyndale Open Study Notes</w:t>
+        <w:t>Aquifer Open Study Notes (Book Intros)</w:t>
       </w:r>
     </w:p>
     <w:p>

--- a/eng/docx/38.content.docx
+++ b/eng/docx/38.content.docx
@@ -272,36 +272,24 @@
         </w:rPr>
         <w:t xml:space="preserve">Cyrus, king of Persia, issued a decree in 538 BC that allowed people who had been taken from their lands by the Babylonians to return home (see </w:t>
       </w:r>
-      <w:hyperlink r:id="rId13">
-        <w:r>
-          <w:rPr>
-            <w:lang w:val="en_US" w:bidi="en_US"/>
-          </w:rPr>
-          <w:rPr>
-            <w:color w:val="0000EE"/>
-            <w:u w:val="single"/>
-          </w:rPr>
-          <w:t>Ezra 1:1–11</w:t>
-        </w:r>
-      </w:hyperlink>
+      <w:r>
+        <w:rPr>
+          <w:lang w:val="en_US" w:bidi="en_US"/>
+        </w:rPr>
+        <w:t>Ezra 1:1–11</w:t>
+      </w:r>
       <w:r>
         <w:rPr>
           <w:lang w:val="en_US" w:bidi="en_US"/>
         </w:rPr>
         <w:t>). Sheshbazzar became the first governor of the restored community. He led the first Jewish group back to Jerusalem (</w:t>
       </w:r>
-      <w:hyperlink r:id="rId14">
-        <w:r>
-          <w:rPr>
-            <w:lang w:val="en_US" w:bidi="en_US"/>
-          </w:rPr>
-          <w:rPr>
-            <w:color w:val="0000EE"/>
-            <w:u w:val="single"/>
-          </w:rPr>
-          <w:t>Ezra 1:5–11</w:t>
-        </w:r>
-      </w:hyperlink>
+      <w:r>
+        <w:rPr>
+          <w:lang w:val="en_US" w:bidi="en_US"/>
+        </w:rPr>
+        <w:t>Ezra 1:5–11</w:t>
+      </w:r>
       <w:r>
         <w:rPr>
           <w:lang w:val="en_US" w:bidi="en_US"/>
@@ -322,36 +310,24 @@
         </w:rPr>
         <w:t xml:space="preserve">During his time as governor, the returning Jews laid the foundation of a new temple (538–536 BC; see </w:t>
       </w:r>
-      <w:hyperlink r:id="rId15">
-        <w:r>
-          <w:rPr>
-            <w:lang w:val="en_US" w:bidi="en_US"/>
-          </w:rPr>
-          <w:rPr>
-            <w:color w:val="0000EE"/>
-            <w:u w:val="single"/>
-          </w:rPr>
-          <w:t>Ezra 5:16</w:t>
-        </w:r>
-      </w:hyperlink>
+      <w:r>
+        <w:rPr>
+          <w:lang w:val="en_US" w:bidi="en_US"/>
+        </w:rPr>
+        <w:t>Ezra 5:16</w:t>
+      </w:r>
       <w:r>
         <w:rPr>
           <w:lang w:val="en_US" w:bidi="en_US"/>
         </w:rPr>
         <w:t xml:space="preserve">). However, they soon stopped the work. The temple site remained unfinished for almost 20 years while the people faced economic difficulties, political pressure and opposition, and spiritual decline (see </w:t>
       </w:r>
-      <w:hyperlink r:id="rId16">
-        <w:r>
-          <w:rPr>
-            <w:lang w:val="en_US" w:bidi="en_US"/>
-          </w:rPr>
-          <w:rPr>
-            <w:color w:val="0000EE"/>
-            <w:u w:val="single"/>
-          </w:rPr>
-          <w:t>Haggai 1–2</w:t>
-        </w:r>
-      </w:hyperlink>
+      <w:r>
+        <w:rPr>
+          <w:lang w:val="en_US" w:bidi="en_US"/>
+        </w:rPr>
+        <w:t>Haggai 1–2</w:t>
+      </w:r>
       <w:r>
         <w:rPr>
           <w:lang w:val="en_US" w:bidi="en_US"/>
@@ -372,18 +348,12 @@
         </w:rPr>
         <w:t>In response to their troubles, God sent two prophets to lead the rebuilding of Jerusalem and to help his people return to him. The prophet Haggai preached for only four months in late 520 BC. He challenged the Jewish community to rebuild the temple in Jerusalem. The people responded positively to Haggai's message and began rebuilding the temple of the Lord that same year (</w:t>
       </w:r>
-      <w:hyperlink r:id="rId17">
-        <w:r>
-          <w:rPr>
-            <w:lang w:val="en_US" w:bidi="en_US"/>
-          </w:rPr>
-          <w:rPr>
-            <w:color w:val="0000EE"/>
-            <w:u w:val="single"/>
-          </w:rPr>
-          <w:t>Haggai 1:12–15</w:t>
-        </w:r>
-      </w:hyperlink>
+      <w:r>
+        <w:rPr>
+          <w:lang w:val="en_US" w:bidi="en_US"/>
+        </w:rPr>
+        <w:t>Haggai 1:12–15</w:t>
+      </w:r>
       <w:r>
         <w:rPr>
           <w:lang w:val="en_US" w:bidi="en_US"/>
@@ -404,72 +374,48 @@
         </w:rPr>
         <w:t>The prophet Zechariah supported Haggai's message by calling for God's people to return to God and renew their commitment to him (</w:t>
       </w:r>
-      <w:hyperlink r:id="rId18">
-        <w:r>
-          <w:rPr>
-            <w:lang w:val="en_US" w:bidi="en_US"/>
-          </w:rPr>
-          <w:rPr>
-            <w:color w:val="0000EE"/>
-            <w:u w:val="single"/>
-          </w:rPr>
-          <w:t>Zechariah 1:3–6</w:t>
-        </w:r>
-      </w:hyperlink>
+      <w:r>
+        <w:rPr>
+          <w:lang w:val="en_US" w:bidi="en_US"/>
+        </w:rPr>
+        <w:t>Zechariah 1:3–6</w:t>
+      </w:r>
       <w:r>
         <w:rPr>
           <w:lang w:val="en_US" w:bidi="en_US"/>
         </w:rPr>
         <w:t xml:space="preserve">; </w:t>
       </w:r>
-      <w:hyperlink r:id="rId19">
-        <w:r>
-          <w:rPr>
-            <w:lang w:val="en_US" w:bidi="en_US"/>
-          </w:rPr>
-          <w:rPr>
-            <w:color w:val="0000EE"/>
-            <w:u w:val="single"/>
-          </w:rPr>
-          <w:t>7:8–14</w:t>
-        </w:r>
-      </w:hyperlink>
+      <w:r>
+        <w:rPr>
+          <w:lang w:val="en_US" w:bidi="en_US"/>
+        </w:rPr>
+        <w:t>7:8–14</w:t>
+      </w:r>
       <w:r>
         <w:rPr>
           <w:lang w:val="en_US" w:bidi="en_US"/>
         </w:rPr>
         <w:t>). Zechariah's ministry in Jerusalem lasted for at least two years. The temple building project was completed in March 515 BC during the reign of Darius I, king of Persia (</w:t>
       </w:r>
-      <w:hyperlink r:id="rId20">
-        <w:r>
-          <w:rPr>
-            <w:lang w:val="en_US" w:bidi="en_US"/>
-          </w:rPr>
-          <w:rPr>
-            <w:color w:val="0000EE"/>
-            <w:u w:val="single"/>
-          </w:rPr>
-          <w:t>Ezra 5:2</w:t>
-        </w:r>
-      </w:hyperlink>
+      <w:r>
+        <w:rPr>
+          <w:lang w:val="en_US" w:bidi="en_US"/>
+        </w:rPr>
+        <w:t>Ezra 5:2</w:t>
+      </w:r>
       <w:r>
         <w:rPr>
           <w:lang w:val="en_US" w:bidi="en_US"/>
         </w:rPr>
         <w:t xml:space="preserve">; </w:t>
       </w:r>
-      <w:hyperlink r:id="rId21">
-        <w:r>
-          <w:rPr>
-            <w:lang w:val="en_US" w:bidi="en_US"/>
-          </w:rPr>
-          <w:rPr>
-            <w:color w:val="0000EE"/>
-            <w:u w:val="single"/>
-          </w:rPr>
-          <w:t>6:13–18</w:t>
-        </w:r>
-      </w:hyperlink>
+      <w:r>
+        <w:rPr>
+          <w:lang w:val="en_US" w:bidi="en_US"/>
+        </w:rPr>
+        <w:t>6:13–18</w:t>
+      </w:r>
       <w:r>
         <w:rPr>
           <w:lang w:val="en_US" w:bidi="en_US"/>
@@ -515,18 +461,12 @@
         </w:rPr>
         <w:t xml:space="preserve">The people of Judah were committing obvious social and moral sins. They were resisting God and had become spiritually indifferent. Zechariah called them to return to God through true repentance (turning away from sin and back to God; </w:t>
       </w:r>
-      <w:hyperlink r:id="rId22">
-        <w:r>
-          <w:rPr>
-            <w:lang w:val="en_US" w:bidi="en_US"/>
-          </w:rPr>
-          <w:rPr>
-            <w:color w:val="0000EE"/>
-            <w:u w:val="single"/>
-          </w:rPr>
-          <w:t>Zechariah 1:3–5</w:t>
-        </w:r>
-      </w:hyperlink>
+      <w:r>
+        <w:rPr>
+          <w:lang w:val="en_US" w:bidi="en_US"/>
+        </w:rPr>
+        <w:t>Zechariah 1:3–5</w:t>
+      </w:r>
       <w:r>
         <w:rPr>
           <w:lang w:val="en_US" w:bidi="en_US"/>
@@ -547,36 +487,24 @@
         </w:rPr>
         <w:t xml:space="preserve">Only a renewed relationship with God could lead to true worship and faithful service in the temple that was being built. Only obedience to the Lord would bring the long-awaited blessings, prosperity, and righteousness of the messianic age (the time when God's anointed king would rule; </w:t>
       </w:r>
-      <w:hyperlink r:id="rId23">
-        <w:r>
-          <w:rPr>
-            <w:lang w:val="en_US" w:bidi="en_US"/>
-          </w:rPr>
-          <w:rPr>
-            <w:color w:val="0000EE"/>
-            <w:u w:val="single"/>
-          </w:rPr>
-          <w:t>6:9–15</w:t>
-        </w:r>
-      </w:hyperlink>
+      <w:r>
+        <w:rPr>
+          <w:lang w:val="en_US" w:bidi="en_US"/>
+        </w:rPr>
+        <w:t>6:9–15</w:t>
+      </w:r>
       <w:r>
         <w:rPr>
           <w:lang w:val="en_US" w:bidi="en_US"/>
         </w:rPr>
         <w:t xml:space="preserve">; </w:t>
       </w:r>
-      <w:hyperlink r:id="rId24">
-        <w:r>
-          <w:rPr>
-            <w:lang w:val="en_US" w:bidi="en_US"/>
-          </w:rPr>
-          <w:rPr>
-            <w:color w:val="0000EE"/>
-            <w:u w:val="single"/>
-          </w:rPr>
-          <w:t>8:13</w:t>
-        </w:r>
-      </w:hyperlink>
+      <w:r>
+        <w:rPr>
+          <w:lang w:val="en_US" w:bidi="en_US"/>
+        </w:rPr>
+        <w:t>8:13</w:t>
+      </w:r>
       <w:r>
         <w:rPr>
           <w:lang w:val="en_US" w:bidi="en_US"/>
@@ -597,72 +525,48 @@
         </w:rPr>
         <w:t>God's plan to bless Jerusalem depended on whether the people obeyed his laws, especially the laws about how they treated one another (</w:t>
       </w:r>
-      <w:hyperlink r:id="rId25">
-        <w:r>
-          <w:rPr>
-            <w:lang w:val="en_US" w:bidi="en_US"/>
-          </w:rPr>
-          <w:rPr>
-            <w:color w:val="0000EE"/>
-            <w:u w:val="single"/>
-          </w:rPr>
-          <w:t>7:8–12</w:t>
-        </w:r>
-      </w:hyperlink>
+      <w:r>
+        <w:rPr>
+          <w:lang w:val="en_US" w:bidi="en_US"/>
+        </w:rPr>
+        <w:t>7:8–12</w:t>
+      </w:r>
       <w:r>
         <w:rPr>
           <w:lang w:val="en_US" w:bidi="en_US"/>
         </w:rPr>
         <w:t xml:space="preserve">; </w:t>
       </w:r>
-      <w:hyperlink r:id="rId26">
-        <w:r>
-          <w:rPr>
-            <w:lang w:val="en_US" w:bidi="en_US"/>
-          </w:rPr>
-          <w:rPr>
-            <w:color w:val="0000EE"/>
-            <w:u w:val="single"/>
-          </w:rPr>
-          <w:t>8:14–17</w:t>
-        </w:r>
-      </w:hyperlink>
+      <w:r>
+        <w:rPr>
+          <w:lang w:val="en_US" w:bidi="en_US"/>
+        </w:rPr>
+        <w:t>8:14–17</w:t>
+      </w:r>
       <w:r>
         <w:rPr>
           <w:lang w:val="en_US" w:bidi="en_US"/>
         </w:rPr>
         <w:t>). Before people from other nations would come to Jerusalem to seek the Lord, the people of Israel had to seek God, act justly, and show kindness and mercy to widows, orphans, and foreigners (</w:t>
       </w:r>
-      <w:hyperlink r:id="rId27">
-        <w:r>
-          <w:rPr>
-            <w:lang w:val="en_US" w:bidi="en_US"/>
-          </w:rPr>
-          <w:rPr>
-            <w:color w:val="0000EE"/>
-            <w:u w:val="single"/>
-          </w:rPr>
-          <w:t>7:9–10</w:t>
-        </w:r>
-      </w:hyperlink>
+      <w:r>
+        <w:rPr>
+          <w:lang w:val="en_US" w:bidi="en_US"/>
+        </w:rPr>
+        <w:t>7:9–10</w:t>
+      </w:r>
       <w:r>
         <w:rPr>
           <w:lang w:val="en_US" w:bidi="en_US"/>
         </w:rPr>
         <w:t xml:space="preserve">; </w:t>
       </w:r>
-      <w:hyperlink r:id="rId28">
-        <w:r>
-          <w:rPr>
-            <w:lang w:val="en_US" w:bidi="en_US"/>
-          </w:rPr>
-          <w:rPr>
-            <w:color w:val="0000EE"/>
-            <w:u w:val="single"/>
-          </w:rPr>
-          <w:t>14:16–21</w:t>
-        </w:r>
-      </w:hyperlink>
+      <w:r>
+        <w:rPr>
+          <w:lang w:val="en_US" w:bidi="en_US"/>
+        </w:rPr>
+        <w:t>14:16–21</w:t>
+      </w:r>
       <w:r>
         <w:rPr>
           <w:lang w:val="en_US" w:bidi="en_US"/>
@@ -694,54 +598,36 @@
         </w:rPr>
         <w:t>The book of Zechariah does not say who wrote it, but Zechariah likely wrote down his own messages. The opening verse (</w:t>
       </w:r>
-      <w:hyperlink r:id="rId29">
-        <w:r>
-          <w:rPr>
-            <w:lang w:val="en_US" w:bidi="en_US"/>
-          </w:rPr>
-          <w:rPr>
-            <w:color w:val="0000EE"/>
-            <w:u w:val="single"/>
-          </w:rPr>
-          <w:t>1:1</w:t>
-        </w:r>
-      </w:hyperlink>
+      <w:r>
+        <w:rPr>
+          <w:lang w:val="en_US" w:bidi="en_US"/>
+        </w:rPr>
+        <w:t>1:1</w:t>
+      </w:r>
       <w:r>
         <w:rPr>
           <w:lang w:val="en_US" w:bidi="en_US"/>
         </w:rPr>
         <w:t>) identifies him as the son of Berekiah and the grandson of Iddo. The book of Ezra confirms this (</w:t>
       </w:r>
-      <w:hyperlink r:id="rId30">
-        <w:r>
-          <w:rPr>
-            <w:lang w:val="en_US" w:bidi="en_US"/>
-          </w:rPr>
-          <w:rPr>
-            <w:color w:val="0000EE"/>
-            <w:u w:val="single"/>
-          </w:rPr>
-          <w:t>Ezra 5:1</w:t>
-        </w:r>
-      </w:hyperlink>
+      <w:r>
+        <w:rPr>
+          <w:lang w:val="en_US" w:bidi="en_US"/>
+        </w:rPr>
+        <w:t>Ezra 5:1</w:t>
+      </w:r>
       <w:r>
         <w:rPr>
           <w:lang w:val="en_US" w:bidi="en_US"/>
         </w:rPr>
         <w:t xml:space="preserve">; </w:t>
       </w:r>
-      <w:hyperlink r:id="rId31">
-        <w:r>
-          <w:rPr>
-            <w:lang w:val="en_US" w:bidi="en_US"/>
-          </w:rPr>
-          <w:rPr>
-            <w:color w:val="0000EE"/>
-            <w:u w:val="single"/>
-          </w:rPr>
-          <w:t>6:14</w:t>
-        </w:r>
-      </w:hyperlink>
+      <w:r>
+        <w:rPr>
+          <w:lang w:val="en_US" w:bidi="en_US"/>
+        </w:rPr>
+        <w:t>6:14</w:t>
+      </w:r>
       <w:r>
         <w:rPr>
           <w:lang w:val="en_US" w:bidi="en_US"/>
@@ -762,54 +648,36 @@
         </w:rPr>
         <w:t>Nehemiah tells us that Iddo returned to Jerusalem from exile in Babylon with Zerubbabel and Jeshua (</w:t>
       </w:r>
-      <w:hyperlink r:id="rId32">
-        <w:r>
-          <w:rPr>
-            <w:lang w:val="en_US" w:bidi="en_US"/>
-          </w:rPr>
-          <w:rPr>
-            <w:color w:val="0000EE"/>
-            <w:u w:val="single"/>
-          </w:rPr>
-          <w:t>Nehemiah 12:4</w:t>
-        </w:r>
-      </w:hyperlink>
+      <w:r>
+        <w:rPr>
+          <w:lang w:val="en_US" w:bidi="en_US"/>
+        </w:rPr>
+        <w:t>Nehemiah 12:4</w:t>
+      </w:r>
       <w:r>
         <w:rPr>
           <w:lang w:val="en_US" w:bidi="en_US"/>
         </w:rPr>
         <w:t>). Nehemiah also lists Zechariah as the leader of the priestly family descended from Iddo (</w:t>
       </w:r>
-      <w:hyperlink r:id="rId33">
-        <w:r>
-          <w:rPr>
-            <w:lang w:val="en_US" w:bidi="en_US"/>
-          </w:rPr>
-          <w:rPr>
-            <w:color w:val="0000EE"/>
-            <w:u w:val="single"/>
-          </w:rPr>
-          <w:t>Neh 12:1</w:t>
-        </w:r>
-      </w:hyperlink>
+      <w:r>
+        <w:rPr>
+          <w:lang w:val="en_US" w:bidi="en_US"/>
+        </w:rPr>
+        <w:t>Neh 12:1</w:t>
+      </w:r>
       <w:r>
         <w:rPr>
           <w:lang w:val="en_US" w:bidi="en_US"/>
         </w:rPr>
         <w:t xml:space="preserve">, </w:t>
       </w:r>
-      <w:hyperlink r:id="rId34">
-        <w:r>
-          <w:rPr>
-            <w:lang w:val="en_US" w:bidi="en_US"/>
-          </w:rPr>
-          <w:rPr>
-            <w:color w:val="0000EE"/>
-            <w:u w:val="single"/>
-          </w:rPr>
-          <w:t>16</w:t>
-        </w:r>
-      </w:hyperlink>
+      <w:r>
+        <w:rPr>
+          <w:lang w:val="en_US" w:bidi="en_US"/>
+        </w:rPr>
+        <w:t>16</w:t>
+      </w:r>
       <w:r>
         <w:rPr>
           <w:lang w:val="en_US" w:bidi="en_US"/>
@@ -841,36 +709,24 @@
         </w:rPr>
         <w:t>Zechariah began his ministry just two months after Haggai's, in 520 BC. Zechariah delivered his last dated message in 518 BC. The first part of the book was probably written between 520 and 515 BC (</w:t>
       </w:r>
-      <w:hyperlink r:id="rId35">
-        <w:r>
-          <w:rPr>
-            <w:lang w:val="en_US" w:bidi="en_US"/>
-          </w:rPr>
-          <w:rPr>
-            <w:color w:val="0000EE"/>
-            <w:u w:val="single"/>
-          </w:rPr>
-          <w:t>chapters 1–8</w:t>
-        </w:r>
-      </w:hyperlink>
+      <w:r>
+        <w:rPr>
+          <w:lang w:val="en_US" w:bidi="en_US"/>
+        </w:rPr>
+        <w:t>chapters 1–8</w:t>
+      </w:r>
       <w:r>
         <w:rPr>
           <w:lang w:val="en_US" w:bidi="en_US"/>
         </w:rPr>
         <w:t xml:space="preserve">). Zechariah does not mention the completion and dedication of the temple in 515 BC (see </w:t>
       </w:r>
-      <w:hyperlink r:id="rId36">
-        <w:r>
-          <w:rPr>
-            <w:lang w:val="en_US" w:bidi="en_US"/>
-          </w:rPr>
-          <w:rPr>
-            <w:color w:val="0000EE"/>
-            <w:u w:val="single"/>
-          </w:rPr>
-          <w:t>Ezra 6:13–22</w:t>
-        </w:r>
-      </w:hyperlink>
+      <w:r>
+        <w:rPr>
+          <w:lang w:val="en_US" w:bidi="en_US"/>
+        </w:rPr>
+        <w:t>Ezra 6:13–22</w:t>
+      </w:r>
       <w:r>
         <w:rPr>
           <w:lang w:val="en_US" w:bidi="en_US"/>
@@ -891,18 +747,12 @@
         </w:rPr>
         <w:t>Zechariah’s undated messages (</w:t>
       </w:r>
-      <w:hyperlink r:id="rId37">
-        <w:r>
-          <w:rPr>
-            <w:lang w:val="en_US" w:bidi="en_US"/>
-          </w:rPr>
-          <w:rPr>
-            <w:color w:val="0000EE"/>
-            <w:u w:val="single"/>
-          </w:rPr>
-          <w:t>chapters 9–14</w:t>
-        </w:r>
-      </w:hyperlink>
+      <w:r>
+        <w:rPr>
+          <w:lang w:val="en_US" w:bidi="en_US"/>
+        </w:rPr>
+        <w:t>chapters 9–14</w:t>
+      </w:r>
       <w:r>
         <w:rPr>
           <w:lang w:val="en_US" w:bidi="en_US"/>
@@ -923,36 +773,24 @@
         </w:rPr>
         <w:t xml:space="preserve">Some biblical scholars assign </w:t>
       </w:r>
-      <w:hyperlink r:id="rId38">
-        <w:r>
-          <w:rPr>
-            <w:lang w:val="en_US" w:bidi="en_US"/>
-          </w:rPr>
-          <w:rPr>
-            <w:color w:val="0000EE"/>
-            <w:u w:val="single"/>
-          </w:rPr>
-          <w:t>chapters 9–11</w:t>
-        </w:r>
-      </w:hyperlink>
+      <w:r>
+        <w:rPr>
+          <w:lang w:val="en_US" w:bidi="en_US"/>
+        </w:rPr>
+        <w:t>chapters 9–11</w:t>
+      </w:r>
       <w:r>
         <w:rPr>
           <w:lang w:val="en_US" w:bidi="en_US"/>
         </w:rPr>
         <w:t xml:space="preserve"> to a “Second Zechariah” and </w:t>
       </w:r>
-      <w:hyperlink r:id="rId39">
-        <w:r>
-          <w:rPr>
-            <w:lang w:val="en_US" w:bidi="en_US"/>
-          </w:rPr>
-          <w:rPr>
-            <w:color w:val="0000EE"/>
-            <w:u w:val="single"/>
-          </w:rPr>
-          <w:t>chapters 12–14</w:t>
-        </w:r>
-      </w:hyperlink>
+      <w:r>
+        <w:rPr>
+          <w:lang w:val="en_US" w:bidi="en_US"/>
+        </w:rPr>
+        <w:t>chapters 12–14</w:t>
+      </w:r>
       <w:r>
         <w:rPr>
           <w:lang w:val="en_US" w:bidi="en_US"/>
@@ -984,72 +822,48 @@
         </w:rPr>
         <w:t>Zechariah’s messages were for the people living in and around Jerusalem after their return from exile (</w:t>
       </w:r>
-      <w:hyperlink r:id="rId40">
-        <w:r>
-          <w:rPr>
-            <w:lang w:val="en_US" w:bidi="en_US"/>
-          </w:rPr>
-          <w:rPr>
-            <w:color w:val="0000EE"/>
-            <w:u w:val="single"/>
-          </w:rPr>
-          <w:t>1:3</w:t>
-        </w:r>
-      </w:hyperlink>
+      <w:r>
+        <w:rPr>
+          <w:lang w:val="en_US" w:bidi="en_US"/>
+        </w:rPr>
+        <w:t>1:3</w:t>
+      </w:r>
       <w:r>
         <w:rPr>
           <w:lang w:val="en_US" w:bidi="en_US"/>
         </w:rPr>
         <w:t xml:space="preserve">). Within Zechariah’s sermons and visions are words specifically addressed to the governor Zerubbabel, the high priest Jeshua, and the rest of the priests (see </w:t>
       </w:r>
-      <w:hyperlink r:id="rId41">
-        <w:r>
-          <w:rPr>
-            <w:lang w:val="en_US" w:bidi="en_US"/>
-          </w:rPr>
-          <w:rPr>
-            <w:color w:val="0000EE"/>
-            <w:u w:val="single"/>
-          </w:rPr>
-          <w:t>3:8–9</w:t>
-        </w:r>
-      </w:hyperlink>
+      <w:r>
+        <w:rPr>
+          <w:lang w:val="en_US" w:bidi="en_US"/>
+        </w:rPr>
+        <w:t>3:8–9</w:t>
+      </w:r>
       <w:r>
         <w:rPr>
           <w:lang w:val="en_US" w:bidi="en_US"/>
         </w:rPr>
         <w:t xml:space="preserve">; </w:t>
       </w:r>
-      <w:hyperlink r:id="rId42">
-        <w:r>
-          <w:rPr>
-            <w:lang w:val="en_US" w:bidi="en_US"/>
-          </w:rPr>
-          <w:rPr>
-            <w:color w:val="0000EE"/>
-            <w:u w:val="single"/>
-          </w:rPr>
-          <w:t>4:6–7</w:t>
-        </w:r>
-      </w:hyperlink>
+      <w:r>
+        <w:rPr>
+          <w:lang w:val="en_US" w:bidi="en_US"/>
+        </w:rPr>
+        <w:t>4:6–7</w:t>
+      </w:r>
       <w:r>
         <w:rPr>
           <w:lang w:val="en_US" w:bidi="en_US"/>
         </w:rPr>
         <w:t xml:space="preserve">; </w:t>
       </w:r>
-      <w:hyperlink r:id="rId43">
-        <w:r>
-          <w:rPr>
-            <w:lang w:val="en_US" w:bidi="en_US"/>
-          </w:rPr>
-          <w:rPr>
-            <w:color w:val="0000EE"/>
-            <w:u w:val="single"/>
-          </w:rPr>
-          <w:t>7:4–7</w:t>
-        </w:r>
-      </w:hyperlink>
+      <w:r>
+        <w:rPr>
+          <w:lang w:val="en_US" w:bidi="en_US"/>
+        </w:rPr>
+        <w:t>7:4–7</w:t>
+      </w:r>
       <w:r>
         <w:rPr>
           <w:lang w:val="en_US" w:bidi="en_US"/>
@@ -1095,18 +909,12 @@
         </w:rPr>
         <w:t xml:space="preserve">In addition, Zechariah contains elements of apocalyptic literature (a type of writing that uses visions and symbols to reveal God's plans). This kind of writing explains present events and speaks about future events through symbols and hidden meanings. It often presents visions that are explained by an angel (see </w:t>
       </w:r>
-      <w:hyperlink r:id="rId44">
-        <w:r>
-          <w:rPr>
-            <w:lang w:val="en_US" w:bidi="en_US"/>
-          </w:rPr>
-          <w:rPr>
-            <w:color w:val="0000EE"/>
-            <w:u w:val="single"/>
-          </w:rPr>
-          <w:t>1:9</w:t>
-        </w:r>
-      </w:hyperlink>
+      <w:r>
+        <w:rPr>
+          <w:lang w:val="en_US" w:bidi="en_US"/>
+        </w:rPr>
+        <w:t>1:9</w:t>
+      </w:r>
       <w:r>
         <w:rPr>
           <w:lang w:val="en_US" w:bidi="en_US"/>
@@ -1238,90 +1046,60 @@
         </w:rPr>
         <w:t>The book of Zechariah calls for repentance, spiritual renewal, and a return to right relationship with God (</w:t>
       </w:r>
-      <w:hyperlink r:id="rId45">
-        <w:r>
-          <w:rPr>
-            <w:lang w:val="en_US" w:bidi="en_US"/>
-          </w:rPr>
-          <w:rPr>
-            <w:color w:val="0000EE"/>
-            <w:u w:val="single"/>
-          </w:rPr>
-          <w:t>1:1–6</w:t>
-        </w:r>
-      </w:hyperlink>
+      <w:r>
+        <w:rPr>
+          <w:lang w:val="en_US" w:bidi="en_US"/>
+        </w:rPr>
+        <w:t>1:1–6</w:t>
+      </w:r>
       <w:r>
         <w:rPr>
           <w:lang w:val="en_US" w:bidi="en_US"/>
         </w:rPr>
         <w:t>). Zechariah's role was to comfort and strengthen a small group (remnant) of God's people who were discouraged (</w:t>
       </w:r>
-      <w:hyperlink r:id="rId46">
-        <w:r>
-          <w:rPr>
-            <w:lang w:val="en_US" w:bidi="en_US"/>
-          </w:rPr>
-          <w:rPr>
-            <w:color w:val="0000EE"/>
-            <w:u w:val="single"/>
-          </w:rPr>
-          <w:t>1:13</w:t>
-        </w:r>
-      </w:hyperlink>
+      <w:r>
+        <w:rPr>
+          <w:lang w:val="en_US" w:bidi="en_US"/>
+        </w:rPr>
+        <w:t>1:13</w:t>
+      </w:r>
       <w:r>
         <w:rPr>
           <w:lang w:val="en_US" w:bidi="en_US"/>
         </w:rPr>
         <w:t xml:space="preserve">; </w:t>
       </w:r>
-      <w:hyperlink r:id="rId47">
-        <w:r>
-          <w:rPr>
-            <w:lang w:val="en_US" w:bidi="en_US"/>
-          </w:rPr>
-          <w:rPr>
-            <w:color w:val="0000EE"/>
-            <w:u w:val="single"/>
-          </w:rPr>
-          <w:t>8:6–15</w:t>
-        </w:r>
-      </w:hyperlink>
+      <w:r>
+        <w:rPr>
+          <w:lang w:val="en_US" w:bidi="en_US"/>
+        </w:rPr>
+        <w:t>8:6–15</w:t>
+      </w:r>
       <w:r>
         <w:rPr>
           <w:lang w:val="en_US" w:bidi="en_US"/>
         </w:rPr>
         <w:t>). Zechariah also supported Haggai's call to rebuild the temple in Jerusalem (</w:t>
       </w:r>
-      <w:hyperlink r:id="rId48">
-        <w:r>
-          <w:rPr>
-            <w:lang w:val="en_US" w:bidi="en_US"/>
-          </w:rPr>
-          <w:rPr>
-            <w:color w:val="0000EE"/>
-            <w:u w:val="single"/>
-          </w:rPr>
-          <w:t>8:9</w:t>
-        </w:r>
-      </w:hyperlink>
+      <w:r>
+        <w:rPr>
+          <w:lang w:val="en_US" w:bidi="en_US"/>
+        </w:rPr>
+        <w:t>8:9</w:t>
+      </w:r>
       <w:r>
         <w:rPr>
           <w:lang w:val="en_US" w:bidi="en_US"/>
         </w:rPr>
         <w:t xml:space="preserve">, </w:t>
       </w:r>
-      <w:hyperlink r:id="rId24">
-        <w:r>
-          <w:rPr>
-            <w:lang w:val="en_US" w:bidi="en_US"/>
-          </w:rPr>
-          <w:rPr>
-            <w:color w:val="0000EE"/>
-            <w:u w:val="single"/>
-          </w:rPr>
-          <w:t>13</w:t>
-        </w:r>
-      </w:hyperlink>
+      <w:r>
+        <w:rPr>
+          <w:lang w:val="en_US" w:bidi="en_US"/>
+        </w:rPr>
+        <w:t>13</w:t>
+      </w:r>
       <w:r>
         <w:rPr>
           <w:lang w:val="en_US" w:bidi="en_US"/>
@@ -1432,18 +1210,12 @@
         </w:rPr>
         <w:t xml:space="preserve"> right living among God's people (</w:t>
       </w:r>
-      <w:hyperlink r:id="rId49">
-        <w:r>
-          <w:rPr>
-            <w:lang w:val="en_US" w:bidi="en_US"/>
-          </w:rPr>
-          <w:rPr>
-            <w:color w:val="0000EE"/>
-            <w:u w:val="single"/>
-          </w:rPr>
-          <w:t>1:7–6:15</w:t>
-        </w:r>
-      </w:hyperlink>
+      <w:r>
+        <w:rPr>
+          <w:lang w:val="en_US" w:bidi="en_US"/>
+        </w:rPr>
+        <w:t>1:7–6:15</w:t>
+      </w:r>
       <w:r>
         <w:rPr>
           <w:lang w:val="en_US" w:bidi="en_US"/>
@@ -1464,36 +1236,24 @@
         </w:rPr>
         <w:t>Zechariah stressed that social justice was the right way for Israel to respond to God (</w:t>
       </w:r>
-      <w:hyperlink r:id="rId25">
-        <w:r>
-          <w:rPr>
-            <w:lang w:val="en_US" w:bidi="en_US"/>
-          </w:rPr>
-          <w:rPr>
-            <w:color w:val="0000EE"/>
-            <w:u w:val="single"/>
-          </w:rPr>
-          <w:t>7:8–12</w:t>
-        </w:r>
-      </w:hyperlink>
+      <w:r>
+        <w:rPr>
+          <w:lang w:val="en_US" w:bidi="en_US"/>
+        </w:rPr>
+        <w:t>7:8–12</w:t>
+      </w:r>
       <w:r>
         <w:rPr>
           <w:lang w:val="en_US" w:bidi="en_US"/>
         </w:rPr>
         <w:t xml:space="preserve">; </w:t>
       </w:r>
-      <w:hyperlink r:id="rId26">
-        <w:r>
-          <w:rPr>
-            <w:lang w:val="en_US" w:bidi="en_US"/>
-          </w:rPr>
-          <w:rPr>
-            <w:color w:val="0000EE"/>
-            <w:u w:val="single"/>
-          </w:rPr>
-          <w:t>8:14–17</w:t>
-        </w:r>
-      </w:hyperlink>
+      <w:r>
+        <w:rPr>
+          <w:lang w:val="en_US" w:bidi="en_US"/>
+        </w:rPr>
+        <w:t>8:14–17</w:t>
+      </w:r>
       <w:r>
         <w:rPr>
           <w:lang w:val="en_US" w:bidi="en_US"/>
@@ -1514,18 +1274,12 @@
         </w:rPr>
         <w:t>Zechariah's last two messages provide hope by focusing on Israel's future restoration (</w:t>
       </w:r>
-      <w:hyperlink r:id="rId37">
-        <w:r>
-          <w:rPr>
-            <w:lang w:val="en_US" w:bidi="en_US"/>
-          </w:rPr>
-          <w:rPr>
-            <w:color w:val="0000EE"/>
-            <w:u w:val="single"/>
-          </w:rPr>
-          <w:t>chapters 9–14</w:t>
-        </w:r>
-      </w:hyperlink>
+      <w:r>
+        <w:rPr>
+          <w:lang w:val="en_US" w:bidi="en_US"/>
+        </w:rPr>
+        <w:t>chapters 9–14</w:t>
+      </w:r>
       <w:r>
         <w:rPr>
           <w:lang w:val="en_US" w:bidi="en_US"/>
@@ -1550,18 +1304,12 @@
         </w:rPr>
         <w:t>the Lord's return to the temple (</w:t>
       </w:r>
-      <w:hyperlink r:id="rId50">
-        <w:r>
-          <w:rPr>
-            <w:lang w:val="en_US" w:bidi="en_US"/>
-          </w:rPr>
-          <w:rPr>
-            <w:color w:val="0000EE"/>
-            <w:u w:val="single"/>
-          </w:rPr>
-          <w:t>9:8–10</w:t>
-        </w:r>
-      </w:hyperlink>
+      <w:r>
+        <w:rPr>
+          <w:lang w:val="en_US" w:bidi="en_US"/>
+        </w:rPr>
+        <w:t>9:8–10</w:t>
+      </w:r>
       <w:r>
         <w:rPr>
           <w:lang w:val="en_US" w:bidi="en_US"/>
@@ -1586,18 +1334,12 @@
         </w:rPr>
         <w:t>Israel's rescue from enemies (</w:t>
       </w:r>
-      <w:hyperlink r:id="rId51">
-        <w:r>
-          <w:rPr>
-            <w:lang w:val="en_US" w:bidi="en_US"/>
-          </w:rPr>
-          <w:rPr>
-            <w:color w:val="0000EE"/>
-            <w:u w:val="single"/>
-          </w:rPr>
-          <w:t>12:1–14</w:t>
-        </w:r>
-      </w:hyperlink>
+      <w:r>
+        <w:rPr>
+          <w:lang w:val="en_US" w:bidi="en_US"/>
+        </w:rPr>
+        <w:t>12:1–14</w:t>
+      </w:r>
       <w:r>
         <w:rPr>
           <w:lang w:val="en_US" w:bidi="en_US"/>
@@ -1622,18 +1364,12 @@
         </w:rPr>
         <w:t>the establishment of God's kingdom in Jerusalem (</w:t>
       </w:r>
-      <w:hyperlink r:id="rId52">
-        <w:r>
-          <w:rPr>
-            <w:lang w:val="en_US" w:bidi="en_US"/>
-          </w:rPr>
-          <w:rPr>
-            <w:color w:val="0000EE"/>
-            <w:u w:val="single"/>
-          </w:rPr>
-          <w:t>14:9–11</w:t>
-        </w:r>
-      </w:hyperlink>
+      <w:r>
+        <w:rPr>
+          <w:lang w:val="en_US" w:bidi="en_US"/>
+        </w:rPr>
+        <w:t>14:9–11</w:t>
+      </w:r>
       <w:r>
         <w:rPr>
           <w:lang w:val="en_US" w:bidi="en_US"/>
@@ -1654,72 +1390,48 @@
         </w:rPr>
         <w:t>Zechariah also speaks about the coming Messiah, who would be a suffering shepherd (</w:t>
       </w:r>
-      <w:hyperlink r:id="rId53">
-        <w:r>
-          <w:rPr>
-            <w:lang w:val="en_US" w:bidi="en_US"/>
-          </w:rPr>
-          <w:rPr>
-            <w:color w:val="0000EE"/>
-            <w:u w:val="single"/>
-          </w:rPr>
-          <w:t>13:7</w:t>
-        </w:r>
-      </w:hyperlink>
+      <w:r>
+        <w:rPr>
+          <w:lang w:val="en_US" w:bidi="en_US"/>
+        </w:rPr>
+        <w:t>13:7</w:t>
+      </w:r>
       <w:r>
         <w:rPr>
           <w:lang w:val="en_US" w:bidi="en_US"/>
         </w:rPr>
         <w:t>) and a righteous king (</w:t>
       </w:r>
-      <w:hyperlink r:id="rId54">
-        <w:r>
-          <w:rPr>
-            <w:lang w:val="en_US" w:bidi="en_US"/>
-          </w:rPr>
-          <w:rPr>
-            <w:color w:val="0000EE"/>
-            <w:u w:val="single"/>
-          </w:rPr>
-          <w:t>9:9</w:t>
-        </w:r>
-      </w:hyperlink>
+      <w:r>
+        <w:rPr>
+          <w:lang w:val="en_US" w:bidi="en_US"/>
+        </w:rPr>
+        <w:t>9:9</w:t>
+      </w:r>
       <w:r>
         <w:rPr>
           <w:lang w:val="en_US" w:bidi="en_US"/>
         </w:rPr>
         <w:t>). He would bring salvation to Israel and peace to the nations (</w:t>
       </w:r>
-      <w:hyperlink r:id="rId55">
-        <w:r>
-          <w:rPr>
-            <w:lang w:val="en_US" w:bidi="en_US"/>
-          </w:rPr>
-          <w:rPr>
-            <w:color w:val="0000EE"/>
-            <w:u w:val="single"/>
-          </w:rPr>
-          <w:t>9:10</w:t>
-        </w:r>
-      </w:hyperlink>
+      <w:r>
+        <w:rPr>
+          <w:lang w:val="en_US" w:bidi="en_US"/>
+        </w:rPr>
+        <w:t>9:10</w:t>
+      </w:r>
       <w:r>
         <w:rPr>
           <w:lang w:val="en_US" w:bidi="en_US"/>
         </w:rPr>
         <w:t xml:space="preserve">, </w:t>
       </w:r>
-      <w:hyperlink r:id="rId56">
-        <w:r>
-          <w:rPr>
-            <w:lang w:val="en_US" w:bidi="en_US"/>
-          </w:rPr>
-          <w:rPr>
-            <w:color w:val="0000EE"/>
-            <w:u w:val="single"/>
-          </w:rPr>
-          <w:t>16</w:t>
-        </w:r>
-      </w:hyperlink>
+      <w:r>
+        <w:rPr>
+          <w:lang w:val="en_US" w:bidi="en_US"/>
+        </w:rPr>
+        <w:t>16</w:t>
+      </w:r>
       <w:r>
         <w:rPr>
           <w:lang w:val="en_US" w:bidi="en_US"/>
